--- a/docs/บทที่ 2_แก้ไขแล้ว.docx
+++ b/docs/บทที่ 2_แก้ไขแล้ว.docx
@@ -380,17 +380,22 @@
         <w:ind w:firstLine="446"/>
         <w:jc w:val="thaiDistribute"/>
         <w:rPr>
+          <w:cs/>
+        </w:rPr>
+        <w:sectPr>
+          <w:pgSz w:w="11906" w:h="16838"/>
+          <w:pgMar w:top="1440" w:right="1440" w:bottom="1440" w:left="1440" w:header="708" w:footer="708" w:gutter="0"/>
+          <w:cols w:space="708"/>
+          <w:docGrid w:linePitch="360"/>
+        </w:sectPr>
+      </w:pPr>
+      <w:r>
+        <w:tab/>
+      </w:r>
+      <w:r>
+        <w:rPr>
           <w:rFonts w:hint="cs"/>
           <w:spacing w:val="2"/>
-        </w:rPr>
-      </w:pPr>
-      <w:r>
-        <w:tab/>
-      </w:r>
-      <w:r>
-        <w:rPr>
-          <w:rFonts w:hint="cs"/>
-          <w:spacing w:val="2"/>
           <w:cs/>
         </w:rPr>
         <w:t>อีก</w:t>
@@ -1925,13 +1930,106 @@
       </w:r>
     </w:p>
     <w:sectPr>
+      <w:headerReference w:type="default" r:id="rId6"/>
       <w:pgSz w:w="11906" w:h="16838"/>
       <w:pgMar w:top="1440" w:right="1440" w:bottom="1440" w:left="1440" w:header="708" w:footer="708" w:gutter="0"/>
+      <w:pgNumType w:start="10"/>
       <w:cols w:space="708"/>
       <w:docGrid w:linePitch="360"/>
     </w:sectPr>
   </w:body>
 </w:document>
+</file>
+
+<file path=word/endnotes.xml><?xml version="1.0" encoding="utf-8"?>
+<w:endnotes xmlns:wpc="http://schemas.microsoft.com/office/word/2010/wordprocessingCanvas" xmlns:cx="http://schemas.microsoft.com/office/drawing/2014/chartex" xmlns:cx1="http://schemas.microsoft.com/office/drawing/2015/9/8/chartex" xmlns:cx2="http://schemas.microsoft.com/office/drawing/2015/10/21/chartex" xmlns:cx3="http://schemas.microsoft.com/office/drawing/2016/5/9/chartex" xmlns:cx4="http://schemas.microsoft.com/office/drawing/2016/5/10/chartex" xmlns:cx5="http://schemas.microsoft.com/office/drawing/2016/5/11/chartex" xmlns:cx6="http://schemas.microsoft.com/office/drawing/2016/5/12/chartex" xmlns:cx7="http://schemas.microsoft.com/office/drawing/2016/5/13/chartex" xmlns:cx8="http://schemas.microsoft.com/office/drawing/2016/5/14/chartex" xmlns:mc="http://schemas.openxmlformats.org/markup-compatibility/2006" xmlns:aink="http://schemas.microsoft.com/office/drawing/2016/ink" xmlns:am3d="http://schemas.microsoft.com/office/drawing/2017/model3d" xmlns:o="urn:schemas-microsoft-com:office:office" xmlns:oel="http://schemas.microsoft.com/office/2019/extlst" xmlns:r="http://schemas.openxmlformats.org/officeDocument/2006/relationships" xmlns:m="http://schemas.openxmlformats.org/officeDocument/2006/math" xmlns:v="urn:schemas-microsoft-com:vml" xmlns:wp14="http://schemas.microsoft.com/office/word/2010/wordprocessingDrawing" xmlns:wp="http://schemas.openxmlformats.org/drawingml/2006/wordprocessingDrawing" xmlns:w10="urn:schemas-microsoft-com:office:word" xmlns:w="http://schemas.openxmlformats.org/wordprocessingml/2006/main" xmlns:w14="http://schemas.microsoft.com/office/word/2010/wordml" xmlns:w15="http://schemas.microsoft.com/office/word/2012/wordml" xmlns:w16cex="http://schemas.microsoft.com/office/word/2018/wordml/cex" xmlns:w16cid="http://schemas.microsoft.com/office/word/2016/wordml/cid" xmlns:w16="http://schemas.microsoft.com/office/word/2018/wordml" xmlns:w16du="http://schemas.microsoft.com/office/word/2023/wordml/word16du" xmlns:w16sdtdh="http://schemas.microsoft.com/office/word/2020/wordml/sdtdatahash" xmlns:w16sdtfl="http://schemas.microsoft.com/office/word/2024/wordml/sdtformatlock" xmlns:w16se="http://schemas.microsoft.com/office/word/2015/wordml/symex" xmlns:wpg="http://schemas.microsoft.com/office/word/2010/wordprocessingGroup" xmlns:wpi="http://schemas.microsoft.com/office/word/2010/wordprocessingInk" xmlns:wne="http://schemas.microsoft.com/office/word/2006/wordml" xmlns:wps="http://schemas.microsoft.com/office/word/2010/wordprocessingShape" mc:Ignorable="w14 w15 w16se w16cid w16 w16cex w16sdtdh w16sdtfl w16du wp14">
+  <w:endnote w:type="separator" w:id="-1">
+    <w:p>
+      <w:r>
+        <w:separator/>
+      </w:r>
+    </w:p>
+  </w:endnote>
+  <w:endnote w:type="continuationSeparator" w:id="0">
+    <w:p>
+      <w:r>
+        <w:continuationSeparator/>
+      </w:r>
+    </w:p>
+  </w:endnote>
+</w:endnotes>
+</file>
+
+<file path=word/footnotes.xml><?xml version="1.0" encoding="utf-8"?>
+<w:footnotes xmlns:wpc="http://schemas.microsoft.com/office/word/2010/wordprocessingCanvas" xmlns:cx="http://schemas.microsoft.com/office/drawing/2014/chartex" xmlns:cx1="http://schemas.microsoft.com/office/drawing/2015/9/8/chartex" xmlns:cx2="http://schemas.microsoft.com/office/drawing/2015/10/21/chartex" xmlns:cx3="http://schemas.microsoft.com/office/drawing/2016/5/9/chartex" xmlns:cx4="http://schemas.microsoft.com/office/drawing/2016/5/10/chartex" xmlns:cx5="http://schemas.microsoft.com/office/drawing/2016/5/11/chartex" xmlns:cx6="http://schemas.microsoft.com/office/drawing/2016/5/12/chartex" xmlns:cx7="http://schemas.microsoft.com/office/drawing/2016/5/13/chartex" xmlns:cx8="http://schemas.microsoft.com/office/drawing/2016/5/14/chartex" xmlns:mc="http://schemas.openxmlformats.org/markup-compatibility/2006" xmlns:aink="http://schemas.microsoft.com/office/drawing/2016/ink" xmlns:am3d="http://schemas.microsoft.com/office/drawing/2017/model3d" xmlns:o="urn:schemas-microsoft-com:office:office" xmlns:oel="http://schemas.microsoft.com/office/2019/extlst" xmlns:r="http://schemas.openxmlformats.org/officeDocument/2006/relationships" xmlns:m="http://schemas.openxmlformats.org/officeDocument/2006/math" xmlns:v="urn:schemas-microsoft-com:vml" xmlns:wp14="http://schemas.microsoft.com/office/word/2010/wordprocessingDrawing" xmlns:wp="http://schemas.openxmlformats.org/drawingml/2006/wordprocessingDrawing" xmlns:w10="urn:schemas-microsoft-com:office:word" xmlns:w="http://schemas.openxmlformats.org/wordprocessingml/2006/main" xmlns:w14="http://schemas.microsoft.com/office/word/2010/wordml" xmlns:w15="http://schemas.microsoft.com/office/word/2012/wordml" xmlns:w16cex="http://schemas.microsoft.com/office/word/2018/wordml/cex" xmlns:w16cid="http://schemas.microsoft.com/office/word/2016/wordml/cid" xmlns:w16="http://schemas.microsoft.com/office/word/2018/wordml" xmlns:w16du="http://schemas.microsoft.com/office/word/2023/wordml/word16du" xmlns:w16sdtdh="http://schemas.microsoft.com/office/word/2020/wordml/sdtdatahash" xmlns:w16sdtfl="http://schemas.microsoft.com/office/word/2024/wordml/sdtformatlock" xmlns:w16se="http://schemas.microsoft.com/office/word/2015/wordml/symex" xmlns:wpg="http://schemas.microsoft.com/office/word/2010/wordprocessingGroup" xmlns:wpi="http://schemas.microsoft.com/office/word/2010/wordprocessingInk" xmlns:wne="http://schemas.microsoft.com/office/word/2006/wordml" xmlns:wps="http://schemas.microsoft.com/office/word/2010/wordprocessingShape" mc:Ignorable="w14 w15 w16se w16cid w16 w16cex w16sdtdh w16sdtfl w16du wp14">
+  <w:footnote w:type="separator" w:id="-1">
+    <w:p>
+      <w:r>
+        <w:separator/>
+      </w:r>
+    </w:p>
+  </w:footnote>
+  <w:footnote w:type="continuationSeparator" w:id="0">
+    <w:p>
+      <w:r>
+        <w:continuationSeparator/>
+      </w:r>
+    </w:p>
+  </w:footnote>
+</w:footnotes>
+</file>
+
+<file path=word/header1.xml><?xml version="1.0" encoding="utf-8"?>
+<w:hdr xmlns:wpc="http://schemas.microsoft.com/office/word/2010/wordprocessingCanvas" xmlns:cx="http://schemas.microsoft.com/office/drawing/2014/chartex" xmlns:cx1="http://schemas.microsoft.com/office/drawing/2015/9/8/chartex" xmlns:cx2="http://schemas.microsoft.com/office/drawing/2015/10/21/chartex" xmlns:cx3="http://schemas.microsoft.com/office/drawing/2016/5/9/chartex" xmlns:cx4="http://schemas.microsoft.com/office/drawing/2016/5/10/chartex" xmlns:cx5="http://schemas.microsoft.com/office/drawing/2016/5/11/chartex" xmlns:cx6="http://schemas.microsoft.com/office/drawing/2016/5/12/chartex" xmlns:cx7="http://schemas.microsoft.com/office/drawing/2016/5/13/chartex" xmlns:cx8="http://schemas.microsoft.com/office/drawing/2016/5/14/chartex" xmlns:mc="http://schemas.openxmlformats.org/markup-compatibility/2006" xmlns:aink="http://schemas.microsoft.com/office/drawing/2016/ink" xmlns:am3d="http://schemas.microsoft.com/office/drawing/2017/model3d" xmlns:o="urn:schemas-microsoft-com:office:office" xmlns:oel="http://schemas.microsoft.com/office/2019/extlst" xmlns:r="http://schemas.openxmlformats.org/officeDocument/2006/relationships" xmlns:m="http://schemas.openxmlformats.org/officeDocument/2006/math" xmlns:v="urn:schemas-microsoft-com:vml" xmlns:wp14="http://schemas.microsoft.com/office/word/2010/wordprocessingDrawing" xmlns:wp="http://schemas.openxmlformats.org/drawingml/2006/wordprocessingDrawing" xmlns:w10="urn:schemas-microsoft-com:office:word" xmlns:w="http://schemas.openxmlformats.org/wordprocessingml/2006/main" xmlns:w14="http://schemas.microsoft.com/office/word/2010/wordml" xmlns:w15="http://schemas.microsoft.com/office/word/2012/wordml" xmlns:w16cex="http://schemas.microsoft.com/office/word/2018/wordml/cex" xmlns:w16cid="http://schemas.microsoft.com/office/word/2016/wordml/cid" xmlns:w16="http://schemas.microsoft.com/office/word/2018/wordml" xmlns:w16du="http://schemas.microsoft.com/office/word/2023/wordml/word16du" xmlns:w16sdtdh="http://schemas.microsoft.com/office/word/2020/wordml/sdtdatahash" xmlns:w16sdtfl="http://schemas.microsoft.com/office/word/2024/wordml/sdtformatlock" xmlns:w16se="http://schemas.microsoft.com/office/word/2015/wordml/symex" xmlns:wpg="http://schemas.microsoft.com/office/word/2010/wordprocessingGroup" xmlns:wpi="http://schemas.microsoft.com/office/word/2010/wordprocessingInk" xmlns:wne="http://schemas.microsoft.com/office/word/2006/wordml" xmlns:wps="http://schemas.microsoft.com/office/word/2010/wordprocessingShape" mc:Ignorable="w14 w15 w16se w16cid w16 w16cex w16sdtdh w16sdtfl w16du wp14">
+  <w:sdt>
+    <w:sdtPr>
+      <w:id w:val="-1651668639"/>
+      <w:docPartObj>
+        <w:docPartGallery w:val="Page Numbers (Top of Page)"/>
+        <w:docPartUnique/>
+      </w:docPartObj>
+    </w:sdtPr>
+    <w:sdtEndPr>
+      <w:rPr>
+        <w:noProof/>
+      </w:rPr>
+    </w:sdtEndPr>
+    <w:sdtContent>
+      <w:p>
+        <w:pPr>
+          <w:pStyle w:val="af0"/>
+          <w:jc w:val="right"/>
+        </w:pPr>
+        <w:r>
+          <w:fldChar w:fldCharType="begin"/>
+        </w:r>
+        <w:r>
+          <w:instrText xml:space="preserve"> PAGE   \* MERGEFORMAT </w:instrText>
+        </w:r>
+        <w:r>
+          <w:fldChar w:fldCharType="separate"/>
+        </w:r>
+        <w:r>
+          <w:rPr>
+            <w:noProof/>
+          </w:rPr>
+          <w:t>2</w:t>
+        </w:r>
+        <w:r>
+          <w:rPr>
+            <w:noProof/>
+          </w:rPr>
+          <w:fldChar w:fldCharType="end"/>
+        </w:r>
+      </w:p>
+    </w:sdtContent>
+  </w:sdt>
+  <w:p>
+    <w:pPr>
+      <w:pStyle w:val="af0"/>
+    </w:pPr>
+  </w:p>
+</w:hdr>
 </file>
 
 <file path=word/styles.xml><?xml version="1.0" encoding="utf-8"?>
@@ -2540,6 +2638,7 @@
   <w:style w:type="character" w:default="1" w:styleId="a0">
     <w:name w:val="Default Paragraph Font"/>
     <w:uiPriority w:val="1"/>
+    <w:semiHidden/>
     <w:unhideWhenUsed/>
   </w:style>
   <w:style w:type="table" w:default="1" w:styleId="a1">
@@ -2890,6 +2989,64 @@
     <w:rPr>
       <w:color w:val="605E5C"/>
       <w:shd w:val="clear" w:color="auto" w:fill="E1DFDD"/>
+    </w:rPr>
+  </w:style>
+  <w:style w:type="paragraph" w:styleId="af0">
+    <w:name w:val="header"/>
+    <w:basedOn w:val="a"/>
+    <w:link w:val="af1"/>
+    <w:uiPriority w:val="99"/>
+    <w:unhideWhenUsed/>
+    <w:rsid w:val="004E36B8"/>
+    <w:pPr>
+      <w:tabs>
+        <w:tab w:val="center" w:pos="4680"/>
+        <w:tab w:val="right" w:pos="9360"/>
+      </w:tabs>
+    </w:pPr>
+    <w:rPr>
+      <w:rFonts w:cs="Angsana New"/>
+      <w:szCs w:val="40"/>
+    </w:rPr>
+  </w:style>
+  <w:style w:type="character" w:customStyle="1" w:styleId="af1">
+    <w:name w:val="หัวกระดาษ อักขระ"/>
+    <w:basedOn w:val="a0"/>
+    <w:link w:val="af0"/>
+    <w:uiPriority w:val="99"/>
+    <w:rsid w:val="004E36B8"/>
+    <w:rPr>
+      <w:rFonts w:cs="Angsana New"/>
+      <w:szCs w:val="40"/>
+    </w:rPr>
+  </w:style>
+  <w:style w:type="paragraph" w:styleId="af2">
+    <w:name w:val="footer"/>
+    <w:basedOn w:val="a"/>
+    <w:link w:val="af3"/>
+    <w:uiPriority w:val="99"/>
+    <w:unhideWhenUsed/>
+    <w:rsid w:val="004E36B8"/>
+    <w:pPr>
+      <w:tabs>
+        <w:tab w:val="center" w:pos="4680"/>
+        <w:tab w:val="right" w:pos="9360"/>
+      </w:tabs>
+    </w:pPr>
+    <w:rPr>
+      <w:rFonts w:cs="Angsana New"/>
+      <w:szCs w:val="40"/>
+    </w:rPr>
+  </w:style>
+  <w:style w:type="character" w:customStyle="1" w:styleId="af3">
+    <w:name w:val="ท้ายกระดาษ อักขระ"/>
+    <w:basedOn w:val="a0"/>
+    <w:link w:val="af2"/>
+    <w:uiPriority w:val="99"/>
+    <w:rsid w:val="004E36B8"/>
+    <w:rPr>
+      <w:rFonts w:cs="Angsana New"/>
+      <w:szCs w:val="40"/>
     </w:rPr>
   </w:style>
 </w:styles>
